--- a/experimental/pdf2rtf/real_word_holdout/word_financial_report.docx
+++ b/experimental/pdf2rtf/real_word_holdout/word_financial_report.docx
@@ -23,14 +23,12 @@
         <w:spacing w:after="240"/>
         <w:rPr>
           <w:rFonts w:ascii="Calibri" w:hAnsi="Calibri" w:cs="Calibri"/>
-          <w:b/>
           <w:sz w:val="22"/>
         </w:rPr>
       </w:pPr>
       <w:r>
         <w:rPr>
           <w:rFonts w:ascii="Calibri" w:hAnsi="Calibri" w:cs="Calibri"/>
-          <w:b/>
           <w:sz w:val="22"/>
         </w:rPr>
         <w:t>Summary of verified computational metrics across benchmark suites:</w:t>
@@ -148,14 +146,12 @@
               <w:spacing w:after="240"/>
               <w:rPr>
                 <w:rFonts w:ascii="Calibri" w:hAnsi="Calibri" w:cs="Calibri"/>
-                <w:b/>
                 <w:sz w:val="22"/>
               </w:rPr>
             </w:pPr>
             <w:r>
               <w:rPr>
                 <w:rFonts w:ascii="Calibri" w:hAnsi="Calibri" w:cs="Calibri"/>
-                <w:b/>
                 <w:sz w:val="22"/>
               </w:rPr>
               <w:t>Text Integrity</w:t>
@@ -171,14 +167,12 @@
               <w:spacing w:after="240"/>
               <w:rPr>
                 <w:rFonts w:ascii="Calibri" w:hAnsi="Calibri" w:cs="Calibri"/>
-                <w:b/>
                 <w:sz w:val="22"/>
               </w:rPr>
             </w:pPr>
             <w:r>
               <w:rPr>
                 <w:rFonts w:ascii="Calibri" w:hAnsi="Calibri" w:cs="Calibri"/>
-                <w:b/>
                 <w:sz w:val="22"/>
               </w:rPr>
               <w:t>100.0%</w:t>
@@ -194,14 +188,12 @@
               <w:spacing w:after="240"/>
               <w:rPr>
                 <w:rFonts w:ascii="Calibri" w:hAnsi="Calibri" w:cs="Calibri"/>
-                <w:b/>
                 <w:sz w:val="22"/>
               </w:rPr>
             </w:pPr>
             <w:r>
               <w:rPr>
                 <w:rFonts w:ascii="Calibri" w:hAnsi="Calibri" w:cs="Calibri"/>
-                <w:b/>
                 <w:sz w:val="22"/>
               </w:rPr>
               <w:t>Exact</w:t>
@@ -225,14 +217,12 @@
               <w:spacing w:after="240"/>
               <w:rPr>
                 <w:rFonts w:ascii="Calibri" w:hAnsi="Calibri" w:cs="Calibri"/>
-                <w:b/>
                 <w:sz w:val="22"/>
               </w:rPr>
             </w:pPr>
             <w:r>
               <w:rPr>
                 <w:rFonts w:ascii="Calibri" w:hAnsi="Calibri" w:cs="Calibri"/>
-                <w:b/>
                 <w:sz w:val="22"/>
               </w:rPr>
               <w:t>Structure Gate</w:t>
@@ -248,14 +238,12 @@
               <w:spacing w:after="240"/>
               <w:rPr>
                 <w:rFonts w:ascii="Calibri" w:hAnsi="Calibri" w:cs="Calibri"/>
-                <w:b/>
                 <w:sz w:val="22"/>
               </w:rPr>
             </w:pPr>
             <w:r>
               <w:rPr>
                 <w:rFonts w:ascii="Calibri" w:hAnsi="Calibri" w:cs="Calibri"/>
-                <w:b/>
                 <w:sz w:val="22"/>
               </w:rPr>
               <w:t>98.3%</w:t>
@@ -271,14 +259,12 @@
               <w:spacing w:after="240"/>
               <w:rPr>
                 <w:rFonts w:ascii="Calibri" w:hAnsi="Calibri" w:cs="Calibri"/>
-                <w:b/>
                 <w:sz w:val="22"/>
               </w:rPr>
             </w:pPr>
             <w:r>
               <w:rPr>
                 <w:rFonts w:ascii="Calibri" w:hAnsi="Calibri" w:cs="Calibri"/>
-                <w:b/>
                 <w:sz w:val="22"/>
               </w:rPr>
               <w:t>High</w:t>
@@ -292,7 +278,6 @@
         <w:spacing w:before="240" w:after="240"/>
         <w:rPr>
           <w:rFonts w:ascii="Calibri" w:hAnsi="Calibri" w:cs="Calibri"/>
-          <w:b/>
           <w:i/>
           <w:sz w:val="20"/>
         </w:rPr>
@@ -300,7 +285,6 @@
       <w:r>
         <w:rPr>
           <w:rFonts w:ascii="Calibri" w:hAnsi="Calibri" w:cs="Calibri"/>
-          <w:b/>
           <w:i/>
           <w:sz w:val="20"/>
         </w:rPr>
@@ -312,7 +296,6 @@
         <w:spacing w:before="240" w:after="240"/>
         <w:rPr>
           <w:rFonts w:ascii="Calibri" w:hAnsi="Calibri" w:cs="Calibri"/>
-          <w:b/>
           <w:i/>
           <w:sz w:val="20"/>
         </w:rPr>
@@ -734,7 +717,7 @@
     <w:link w:val="1Char"/>
     <w:uiPriority w:val="9"/>
     <w:qFormat/>
-    <w:rsid w:val="002C1FBE"/>
+    <w:rsid w:val="00961453"/>
     <w:pPr>
       <w:keepNext/>
       <w:keepLines/>
@@ -757,7 +740,7 @@
     <w:semiHidden/>
     <w:unhideWhenUsed/>
     <w:qFormat/>
-    <w:rsid w:val="002C1FBE"/>
+    <w:rsid w:val="00961453"/>
     <w:pPr>
       <w:keepNext/>
       <w:keepLines/>
@@ -780,7 +763,7 @@
     <w:semiHidden/>
     <w:unhideWhenUsed/>
     <w:qFormat/>
-    <w:rsid w:val="002C1FBE"/>
+    <w:rsid w:val="00961453"/>
     <w:pPr>
       <w:keepNext/>
       <w:keepLines/>
@@ -801,7 +784,7 @@
     <w:semiHidden/>
     <w:unhideWhenUsed/>
     <w:qFormat/>
-    <w:rsid w:val="002C1FBE"/>
+    <w:rsid w:val="00961453"/>
     <w:pPr>
       <w:keepNext/>
       <w:keepLines/>
@@ -824,7 +807,7 @@
     <w:semiHidden/>
     <w:unhideWhenUsed/>
     <w:qFormat/>
-    <w:rsid w:val="002C1FBE"/>
+    <w:rsid w:val="00961453"/>
     <w:pPr>
       <w:keepNext/>
       <w:keepLines/>
@@ -845,7 +828,7 @@
     <w:semiHidden/>
     <w:unhideWhenUsed/>
     <w:qFormat/>
-    <w:rsid w:val="002C1FBE"/>
+    <w:rsid w:val="00961453"/>
     <w:pPr>
       <w:keepNext/>
       <w:keepLines/>
@@ -868,7 +851,7 @@
     <w:semiHidden/>
     <w:unhideWhenUsed/>
     <w:qFormat/>
-    <w:rsid w:val="002C1FBE"/>
+    <w:rsid w:val="00961453"/>
     <w:pPr>
       <w:keepNext/>
       <w:keepLines/>
@@ -889,7 +872,7 @@
     <w:semiHidden/>
     <w:unhideWhenUsed/>
     <w:qFormat/>
-    <w:rsid w:val="002C1FBE"/>
+    <w:rsid w:val="00961453"/>
     <w:pPr>
       <w:keepNext/>
       <w:keepLines/>
@@ -912,7 +895,7 @@
     <w:semiHidden/>
     <w:unhideWhenUsed/>
     <w:qFormat/>
-    <w:rsid w:val="002C1FBE"/>
+    <w:rsid w:val="00961453"/>
     <w:pPr>
       <w:keepNext/>
       <w:keepLines/>
@@ -956,7 +939,7 @@
     <w:basedOn w:val="a0"/>
     <w:link w:val="1"/>
     <w:uiPriority w:val="9"/>
-    <w:rsid w:val="002C1FBE"/>
+    <w:rsid w:val="00961453"/>
     <w:rPr>
       <w:rFonts w:asciiTheme="majorHAnsi" w:eastAsiaTheme="majorEastAsia" w:hAnsiTheme="majorHAnsi" w:cstheme="majorBidi"/>
       <w:color w:val="0F4761" w:themeColor="accent1" w:themeShade="BF"/>
@@ -970,7 +953,7 @@
     <w:link w:val="2"/>
     <w:uiPriority w:val="9"/>
     <w:semiHidden/>
-    <w:rsid w:val="002C1FBE"/>
+    <w:rsid w:val="00961453"/>
     <w:rPr>
       <w:rFonts w:asciiTheme="majorHAnsi" w:eastAsiaTheme="majorEastAsia" w:hAnsiTheme="majorHAnsi" w:cstheme="majorBidi"/>
       <w:color w:val="0F4761" w:themeColor="accent1" w:themeShade="BF"/>
@@ -984,7 +967,7 @@
     <w:link w:val="3"/>
     <w:uiPriority w:val="9"/>
     <w:semiHidden/>
-    <w:rsid w:val="002C1FBE"/>
+    <w:rsid w:val="00961453"/>
     <w:rPr>
       <w:rFonts w:asciiTheme="minorHAnsi" w:eastAsiaTheme="majorEastAsia" w:hAnsiTheme="minorHAnsi" w:cstheme="majorBidi"/>
       <w:color w:val="0F4761" w:themeColor="accent1" w:themeShade="BF"/>
@@ -996,7 +979,7 @@
     <w:link w:val="4"/>
     <w:uiPriority w:val="9"/>
     <w:semiHidden/>
-    <w:rsid w:val="002C1FBE"/>
+    <w:rsid w:val="00961453"/>
     <w:rPr>
       <w:rFonts w:asciiTheme="minorHAnsi" w:eastAsiaTheme="majorEastAsia" w:hAnsiTheme="minorHAnsi" w:cstheme="majorBidi"/>
       <w:i/>
@@ -1010,7 +993,7 @@
     <w:link w:val="5"/>
     <w:uiPriority w:val="9"/>
     <w:semiHidden/>
-    <w:rsid w:val="002C1FBE"/>
+    <w:rsid w:val="00961453"/>
     <w:rPr>
       <w:rFonts w:asciiTheme="minorHAnsi" w:eastAsiaTheme="majorEastAsia" w:hAnsiTheme="minorHAnsi" w:cstheme="majorBidi"/>
       <w:color w:val="0F4761" w:themeColor="accent1" w:themeShade="BF"/>
@@ -1022,7 +1005,7 @@
     <w:link w:val="6"/>
     <w:uiPriority w:val="9"/>
     <w:semiHidden/>
-    <w:rsid w:val="002C1FBE"/>
+    <w:rsid w:val="00961453"/>
     <w:rPr>
       <w:rFonts w:asciiTheme="minorHAnsi" w:eastAsiaTheme="majorEastAsia" w:hAnsiTheme="minorHAnsi" w:cstheme="majorBidi"/>
       <w:i/>
@@ -1036,7 +1019,7 @@
     <w:link w:val="7"/>
     <w:uiPriority w:val="9"/>
     <w:semiHidden/>
-    <w:rsid w:val="002C1FBE"/>
+    <w:rsid w:val="00961453"/>
     <w:rPr>
       <w:rFonts w:asciiTheme="minorHAnsi" w:eastAsiaTheme="majorEastAsia" w:hAnsiTheme="minorHAnsi" w:cstheme="majorBidi"/>
       <w:color w:val="595959" w:themeColor="text1" w:themeTint="A6"/>
@@ -1048,7 +1031,7 @@
     <w:link w:val="8"/>
     <w:uiPriority w:val="9"/>
     <w:semiHidden/>
-    <w:rsid w:val="002C1FBE"/>
+    <w:rsid w:val="00961453"/>
     <w:rPr>
       <w:rFonts w:asciiTheme="minorHAnsi" w:eastAsiaTheme="majorEastAsia" w:hAnsiTheme="minorHAnsi" w:cstheme="majorBidi"/>
       <w:i/>
@@ -1062,7 +1045,7 @@
     <w:link w:val="9"/>
     <w:uiPriority w:val="9"/>
     <w:semiHidden/>
-    <w:rsid w:val="002C1FBE"/>
+    <w:rsid w:val="00961453"/>
     <w:rPr>
       <w:rFonts w:asciiTheme="minorHAnsi" w:eastAsiaTheme="majorEastAsia" w:hAnsiTheme="minorHAnsi" w:cstheme="majorBidi"/>
       <w:color w:val="272727" w:themeColor="text1" w:themeTint="D8"/>
@@ -1075,7 +1058,7 @@
     <w:link w:val="Char"/>
     <w:uiPriority w:val="10"/>
     <w:qFormat/>
-    <w:rsid w:val="002C1FBE"/>
+    <w:rsid w:val="00961453"/>
     <w:pPr>
       <w:spacing w:after="80" w:line="240" w:lineRule="auto"/>
       <w:contextualSpacing/>
@@ -1093,7 +1076,7 @@
     <w:basedOn w:val="a0"/>
     <w:link w:val="a3"/>
     <w:uiPriority w:val="10"/>
-    <w:rsid w:val="002C1FBE"/>
+    <w:rsid w:val="00961453"/>
     <w:rPr>
       <w:rFonts w:asciiTheme="majorHAnsi" w:eastAsiaTheme="majorEastAsia" w:hAnsiTheme="majorHAnsi" w:cstheme="majorBidi"/>
       <w:spacing w:val="-10"/>
@@ -1109,7 +1092,7 @@
     <w:link w:val="Char0"/>
     <w:uiPriority w:val="11"/>
     <w:qFormat/>
-    <w:rsid w:val="002C1FBE"/>
+    <w:rsid w:val="00961453"/>
     <w:pPr>
       <w:numPr>
         <w:ilvl w:val="1"/>
@@ -1126,7 +1109,7 @@
     <w:basedOn w:val="a0"/>
     <w:link w:val="a4"/>
     <w:uiPriority w:val="11"/>
-    <w:rsid w:val="002C1FBE"/>
+    <w:rsid w:val="00961453"/>
     <w:rPr>
       <w:rFonts w:asciiTheme="minorHAnsi" w:eastAsiaTheme="majorEastAsia" w:hAnsiTheme="minorHAnsi" w:cstheme="majorBidi"/>
       <w:color w:val="595959" w:themeColor="text1" w:themeTint="A6"/>
@@ -1140,7 +1123,7 @@
     <w:link w:val="Char1"/>
     <w:uiPriority w:val="29"/>
     <w:qFormat/>
-    <w:rsid w:val="002C1FBE"/>
+    <w:rsid w:val="00961453"/>
     <w:pPr>
       <w:spacing w:before="160"/>
       <w:jc w:val="center"/>
@@ -1156,7 +1139,7 @@
     <w:basedOn w:val="a0"/>
     <w:link w:val="a5"/>
     <w:uiPriority w:val="29"/>
-    <w:rsid w:val="002C1FBE"/>
+    <w:rsid w:val="00961453"/>
     <w:rPr>
       <w:i/>
       <w:iCs/>
@@ -1168,7 +1151,7 @@
     <w:basedOn w:val="a"/>
     <w:uiPriority w:val="34"/>
     <w:qFormat/>
-    <w:rsid w:val="002C1FBE"/>
+    <w:rsid w:val="00961453"/>
     <w:pPr>
       <w:ind w:left="720"/>
       <w:contextualSpacing/>
@@ -1179,7 +1162,7 @@
     <w:basedOn w:val="a0"/>
     <w:uiPriority w:val="21"/>
     <w:qFormat/>
-    <w:rsid w:val="002C1FBE"/>
+    <w:rsid w:val="00961453"/>
     <w:rPr>
       <w:i/>
       <w:iCs/>
@@ -1193,7 +1176,7 @@
     <w:link w:val="Char2"/>
     <w:uiPriority w:val="30"/>
     <w:qFormat/>
-    <w:rsid w:val="002C1FBE"/>
+    <w:rsid w:val="00961453"/>
     <w:pPr>
       <w:pBdr>
         <w:top w:val="single" w:sz="4" w:space="10" w:color="0F4761" w:themeColor="accent1" w:themeShade="BF"/>
@@ -1214,7 +1197,7 @@
     <w:basedOn w:val="a0"/>
     <w:link w:val="a8"/>
     <w:uiPriority w:val="30"/>
-    <w:rsid w:val="002C1FBE"/>
+    <w:rsid w:val="00961453"/>
     <w:rPr>
       <w:i/>
       <w:iCs/>
@@ -1226,7 +1209,7 @@
     <w:basedOn w:val="a0"/>
     <w:uiPriority w:val="32"/>
     <w:qFormat/>
-    <w:rsid w:val="002C1FBE"/>
+    <w:rsid w:val="00961453"/>
     <w:rPr>
       <w:b/>
       <w:bCs/>

--- a/experimental/pdf2rtf/real_word_holdout/word_financial_report.docx
+++ b/experimental/pdf2rtf/real_word_holdout/word_financial_report.docx
@@ -717,7 +717,7 @@
     <w:link w:val="1Char"/>
     <w:uiPriority w:val="9"/>
     <w:qFormat/>
-    <w:rsid w:val="00961453"/>
+    <w:rsid w:val="001F05B7"/>
     <w:pPr>
       <w:keepNext/>
       <w:keepLines/>
@@ -740,7 +740,7 @@
     <w:semiHidden/>
     <w:unhideWhenUsed/>
     <w:qFormat/>
-    <w:rsid w:val="00961453"/>
+    <w:rsid w:val="001F05B7"/>
     <w:pPr>
       <w:keepNext/>
       <w:keepLines/>
@@ -763,7 +763,7 @@
     <w:semiHidden/>
     <w:unhideWhenUsed/>
     <w:qFormat/>
-    <w:rsid w:val="00961453"/>
+    <w:rsid w:val="001F05B7"/>
     <w:pPr>
       <w:keepNext/>
       <w:keepLines/>
@@ -784,7 +784,7 @@
     <w:semiHidden/>
     <w:unhideWhenUsed/>
     <w:qFormat/>
-    <w:rsid w:val="00961453"/>
+    <w:rsid w:val="001F05B7"/>
     <w:pPr>
       <w:keepNext/>
       <w:keepLines/>
@@ -807,7 +807,7 @@
     <w:semiHidden/>
     <w:unhideWhenUsed/>
     <w:qFormat/>
-    <w:rsid w:val="00961453"/>
+    <w:rsid w:val="001F05B7"/>
     <w:pPr>
       <w:keepNext/>
       <w:keepLines/>
@@ -828,7 +828,7 @@
     <w:semiHidden/>
     <w:unhideWhenUsed/>
     <w:qFormat/>
-    <w:rsid w:val="00961453"/>
+    <w:rsid w:val="001F05B7"/>
     <w:pPr>
       <w:keepNext/>
       <w:keepLines/>
@@ -851,7 +851,7 @@
     <w:semiHidden/>
     <w:unhideWhenUsed/>
     <w:qFormat/>
-    <w:rsid w:val="00961453"/>
+    <w:rsid w:val="001F05B7"/>
     <w:pPr>
       <w:keepNext/>
       <w:keepLines/>
@@ -872,7 +872,7 @@
     <w:semiHidden/>
     <w:unhideWhenUsed/>
     <w:qFormat/>
-    <w:rsid w:val="00961453"/>
+    <w:rsid w:val="001F05B7"/>
     <w:pPr>
       <w:keepNext/>
       <w:keepLines/>
@@ -895,7 +895,7 @@
     <w:semiHidden/>
     <w:unhideWhenUsed/>
     <w:qFormat/>
-    <w:rsid w:val="00961453"/>
+    <w:rsid w:val="001F05B7"/>
     <w:pPr>
       <w:keepNext/>
       <w:keepLines/>
@@ -939,7 +939,7 @@
     <w:basedOn w:val="a0"/>
     <w:link w:val="1"/>
     <w:uiPriority w:val="9"/>
-    <w:rsid w:val="00961453"/>
+    <w:rsid w:val="001F05B7"/>
     <w:rPr>
       <w:rFonts w:asciiTheme="majorHAnsi" w:eastAsiaTheme="majorEastAsia" w:hAnsiTheme="majorHAnsi" w:cstheme="majorBidi"/>
       <w:color w:val="0F4761" w:themeColor="accent1" w:themeShade="BF"/>
@@ -953,7 +953,7 @@
     <w:link w:val="2"/>
     <w:uiPriority w:val="9"/>
     <w:semiHidden/>
-    <w:rsid w:val="00961453"/>
+    <w:rsid w:val="001F05B7"/>
     <w:rPr>
       <w:rFonts w:asciiTheme="majorHAnsi" w:eastAsiaTheme="majorEastAsia" w:hAnsiTheme="majorHAnsi" w:cstheme="majorBidi"/>
       <w:color w:val="0F4761" w:themeColor="accent1" w:themeShade="BF"/>
@@ -967,7 +967,7 @@
     <w:link w:val="3"/>
     <w:uiPriority w:val="9"/>
     <w:semiHidden/>
-    <w:rsid w:val="00961453"/>
+    <w:rsid w:val="001F05B7"/>
     <w:rPr>
       <w:rFonts w:asciiTheme="minorHAnsi" w:eastAsiaTheme="majorEastAsia" w:hAnsiTheme="minorHAnsi" w:cstheme="majorBidi"/>
       <w:color w:val="0F4761" w:themeColor="accent1" w:themeShade="BF"/>
@@ -979,7 +979,7 @@
     <w:link w:val="4"/>
     <w:uiPriority w:val="9"/>
     <w:semiHidden/>
-    <w:rsid w:val="00961453"/>
+    <w:rsid w:val="001F05B7"/>
     <w:rPr>
       <w:rFonts w:asciiTheme="minorHAnsi" w:eastAsiaTheme="majorEastAsia" w:hAnsiTheme="minorHAnsi" w:cstheme="majorBidi"/>
       <w:i/>
@@ -993,7 +993,7 @@
     <w:link w:val="5"/>
     <w:uiPriority w:val="9"/>
     <w:semiHidden/>
-    <w:rsid w:val="00961453"/>
+    <w:rsid w:val="001F05B7"/>
     <w:rPr>
       <w:rFonts w:asciiTheme="minorHAnsi" w:eastAsiaTheme="majorEastAsia" w:hAnsiTheme="minorHAnsi" w:cstheme="majorBidi"/>
       <w:color w:val="0F4761" w:themeColor="accent1" w:themeShade="BF"/>
@@ -1005,7 +1005,7 @@
     <w:link w:val="6"/>
     <w:uiPriority w:val="9"/>
     <w:semiHidden/>
-    <w:rsid w:val="00961453"/>
+    <w:rsid w:val="001F05B7"/>
     <w:rPr>
       <w:rFonts w:asciiTheme="minorHAnsi" w:eastAsiaTheme="majorEastAsia" w:hAnsiTheme="minorHAnsi" w:cstheme="majorBidi"/>
       <w:i/>
@@ -1019,7 +1019,7 @@
     <w:link w:val="7"/>
     <w:uiPriority w:val="9"/>
     <w:semiHidden/>
-    <w:rsid w:val="00961453"/>
+    <w:rsid w:val="001F05B7"/>
     <w:rPr>
       <w:rFonts w:asciiTheme="minorHAnsi" w:eastAsiaTheme="majorEastAsia" w:hAnsiTheme="minorHAnsi" w:cstheme="majorBidi"/>
       <w:color w:val="595959" w:themeColor="text1" w:themeTint="A6"/>
@@ -1031,7 +1031,7 @@
     <w:link w:val="8"/>
     <w:uiPriority w:val="9"/>
     <w:semiHidden/>
-    <w:rsid w:val="00961453"/>
+    <w:rsid w:val="001F05B7"/>
     <w:rPr>
       <w:rFonts w:asciiTheme="minorHAnsi" w:eastAsiaTheme="majorEastAsia" w:hAnsiTheme="minorHAnsi" w:cstheme="majorBidi"/>
       <w:i/>
@@ -1045,7 +1045,7 @@
     <w:link w:val="9"/>
     <w:uiPriority w:val="9"/>
     <w:semiHidden/>
-    <w:rsid w:val="00961453"/>
+    <w:rsid w:val="001F05B7"/>
     <w:rPr>
       <w:rFonts w:asciiTheme="minorHAnsi" w:eastAsiaTheme="majorEastAsia" w:hAnsiTheme="minorHAnsi" w:cstheme="majorBidi"/>
       <w:color w:val="272727" w:themeColor="text1" w:themeTint="D8"/>
@@ -1058,7 +1058,7 @@
     <w:link w:val="Char"/>
     <w:uiPriority w:val="10"/>
     <w:qFormat/>
-    <w:rsid w:val="00961453"/>
+    <w:rsid w:val="001F05B7"/>
     <w:pPr>
       <w:spacing w:after="80" w:line="240" w:lineRule="auto"/>
       <w:contextualSpacing/>
@@ -1076,7 +1076,7 @@
     <w:basedOn w:val="a0"/>
     <w:link w:val="a3"/>
     <w:uiPriority w:val="10"/>
-    <w:rsid w:val="00961453"/>
+    <w:rsid w:val="001F05B7"/>
     <w:rPr>
       <w:rFonts w:asciiTheme="majorHAnsi" w:eastAsiaTheme="majorEastAsia" w:hAnsiTheme="majorHAnsi" w:cstheme="majorBidi"/>
       <w:spacing w:val="-10"/>
@@ -1092,7 +1092,7 @@
     <w:link w:val="Char0"/>
     <w:uiPriority w:val="11"/>
     <w:qFormat/>
-    <w:rsid w:val="00961453"/>
+    <w:rsid w:val="001F05B7"/>
     <w:pPr>
       <w:numPr>
         <w:ilvl w:val="1"/>
@@ -1109,7 +1109,7 @@
     <w:basedOn w:val="a0"/>
     <w:link w:val="a4"/>
     <w:uiPriority w:val="11"/>
-    <w:rsid w:val="00961453"/>
+    <w:rsid w:val="001F05B7"/>
     <w:rPr>
       <w:rFonts w:asciiTheme="minorHAnsi" w:eastAsiaTheme="majorEastAsia" w:hAnsiTheme="minorHAnsi" w:cstheme="majorBidi"/>
       <w:color w:val="595959" w:themeColor="text1" w:themeTint="A6"/>
@@ -1123,7 +1123,7 @@
     <w:link w:val="Char1"/>
     <w:uiPriority w:val="29"/>
     <w:qFormat/>
-    <w:rsid w:val="00961453"/>
+    <w:rsid w:val="001F05B7"/>
     <w:pPr>
       <w:spacing w:before="160"/>
       <w:jc w:val="center"/>
@@ -1139,7 +1139,7 @@
     <w:basedOn w:val="a0"/>
     <w:link w:val="a5"/>
     <w:uiPriority w:val="29"/>
-    <w:rsid w:val="00961453"/>
+    <w:rsid w:val="001F05B7"/>
     <w:rPr>
       <w:i/>
       <w:iCs/>
@@ -1151,7 +1151,7 @@
     <w:basedOn w:val="a"/>
     <w:uiPriority w:val="34"/>
     <w:qFormat/>
-    <w:rsid w:val="00961453"/>
+    <w:rsid w:val="001F05B7"/>
     <w:pPr>
       <w:ind w:left="720"/>
       <w:contextualSpacing/>
@@ -1162,7 +1162,7 @@
     <w:basedOn w:val="a0"/>
     <w:uiPriority w:val="21"/>
     <w:qFormat/>
-    <w:rsid w:val="00961453"/>
+    <w:rsid w:val="001F05B7"/>
     <w:rPr>
       <w:i/>
       <w:iCs/>
@@ -1176,7 +1176,7 @@
     <w:link w:val="Char2"/>
     <w:uiPriority w:val="30"/>
     <w:qFormat/>
-    <w:rsid w:val="00961453"/>
+    <w:rsid w:val="001F05B7"/>
     <w:pPr>
       <w:pBdr>
         <w:top w:val="single" w:sz="4" w:space="10" w:color="0F4761" w:themeColor="accent1" w:themeShade="BF"/>
@@ -1197,7 +1197,7 @@
     <w:basedOn w:val="a0"/>
     <w:link w:val="a8"/>
     <w:uiPriority w:val="30"/>
-    <w:rsid w:val="00961453"/>
+    <w:rsid w:val="001F05B7"/>
     <w:rPr>
       <w:i/>
       <w:iCs/>
@@ -1209,7 +1209,7 @@
     <w:basedOn w:val="a0"/>
     <w:uiPriority w:val="32"/>
     <w:qFormat/>
-    <w:rsid w:val="00961453"/>
+    <w:rsid w:val="001F05B7"/>
     <w:rPr>
       <w:b/>
       <w:bCs/>

--- a/experimental/pdf2rtf/real_word_holdout/word_financial_report.docx
+++ b/experimental/pdf2rtf/real_word_holdout/word_financial_report.docx
@@ -717,7 +717,7 @@
     <w:link w:val="1Char"/>
     <w:uiPriority w:val="9"/>
     <w:qFormat/>
-    <w:rsid w:val="001F05B7"/>
+    <w:rsid w:val="008B2763"/>
     <w:pPr>
       <w:keepNext/>
       <w:keepLines/>
@@ -740,7 +740,7 @@
     <w:semiHidden/>
     <w:unhideWhenUsed/>
     <w:qFormat/>
-    <w:rsid w:val="001F05B7"/>
+    <w:rsid w:val="008B2763"/>
     <w:pPr>
       <w:keepNext/>
       <w:keepLines/>
@@ -763,7 +763,7 @@
     <w:semiHidden/>
     <w:unhideWhenUsed/>
     <w:qFormat/>
-    <w:rsid w:val="001F05B7"/>
+    <w:rsid w:val="008B2763"/>
     <w:pPr>
       <w:keepNext/>
       <w:keepLines/>
@@ -784,7 +784,7 @@
     <w:semiHidden/>
     <w:unhideWhenUsed/>
     <w:qFormat/>
-    <w:rsid w:val="001F05B7"/>
+    <w:rsid w:val="008B2763"/>
     <w:pPr>
       <w:keepNext/>
       <w:keepLines/>
@@ -807,7 +807,7 @@
     <w:semiHidden/>
     <w:unhideWhenUsed/>
     <w:qFormat/>
-    <w:rsid w:val="001F05B7"/>
+    <w:rsid w:val="008B2763"/>
     <w:pPr>
       <w:keepNext/>
       <w:keepLines/>
@@ -828,7 +828,7 @@
     <w:semiHidden/>
     <w:unhideWhenUsed/>
     <w:qFormat/>
-    <w:rsid w:val="001F05B7"/>
+    <w:rsid w:val="008B2763"/>
     <w:pPr>
       <w:keepNext/>
       <w:keepLines/>
@@ -851,7 +851,7 @@
     <w:semiHidden/>
     <w:unhideWhenUsed/>
     <w:qFormat/>
-    <w:rsid w:val="001F05B7"/>
+    <w:rsid w:val="008B2763"/>
     <w:pPr>
       <w:keepNext/>
       <w:keepLines/>
@@ -872,7 +872,7 @@
     <w:semiHidden/>
     <w:unhideWhenUsed/>
     <w:qFormat/>
-    <w:rsid w:val="001F05B7"/>
+    <w:rsid w:val="008B2763"/>
     <w:pPr>
       <w:keepNext/>
       <w:keepLines/>
@@ -895,7 +895,7 @@
     <w:semiHidden/>
     <w:unhideWhenUsed/>
     <w:qFormat/>
-    <w:rsid w:val="001F05B7"/>
+    <w:rsid w:val="008B2763"/>
     <w:pPr>
       <w:keepNext/>
       <w:keepLines/>
@@ -939,7 +939,7 @@
     <w:basedOn w:val="a0"/>
     <w:link w:val="1"/>
     <w:uiPriority w:val="9"/>
-    <w:rsid w:val="001F05B7"/>
+    <w:rsid w:val="008B2763"/>
     <w:rPr>
       <w:rFonts w:asciiTheme="majorHAnsi" w:eastAsiaTheme="majorEastAsia" w:hAnsiTheme="majorHAnsi" w:cstheme="majorBidi"/>
       <w:color w:val="0F4761" w:themeColor="accent1" w:themeShade="BF"/>
@@ -953,7 +953,7 @@
     <w:link w:val="2"/>
     <w:uiPriority w:val="9"/>
     <w:semiHidden/>
-    <w:rsid w:val="001F05B7"/>
+    <w:rsid w:val="008B2763"/>
     <w:rPr>
       <w:rFonts w:asciiTheme="majorHAnsi" w:eastAsiaTheme="majorEastAsia" w:hAnsiTheme="majorHAnsi" w:cstheme="majorBidi"/>
       <w:color w:val="0F4761" w:themeColor="accent1" w:themeShade="BF"/>
@@ -967,7 +967,7 @@
     <w:link w:val="3"/>
     <w:uiPriority w:val="9"/>
     <w:semiHidden/>
-    <w:rsid w:val="001F05B7"/>
+    <w:rsid w:val="008B2763"/>
     <w:rPr>
       <w:rFonts w:asciiTheme="minorHAnsi" w:eastAsiaTheme="majorEastAsia" w:hAnsiTheme="minorHAnsi" w:cstheme="majorBidi"/>
       <w:color w:val="0F4761" w:themeColor="accent1" w:themeShade="BF"/>
@@ -979,7 +979,7 @@
     <w:link w:val="4"/>
     <w:uiPriority w:val="9"/>
     <w:semiHidden/>
-    <w:rsid w:val="001F05B7"/>
+    <w:rsid w:val="008B2763"/>
     <w:rPr>
       <w:rFonts w:asciiTheme="minorHAnsi" w:eastAsiaTheme="majorEastAsia" w:hAnsiTheme="minorHAnsi" w:cstheme="majorBidi"/>
       <w:i/>
@@ -993,7 +993,7 @@
     <w:link w:val="5"/>
     <w:uiPriority w:val="9"/>
     <w:semiHidden/>
-    <w:rsid w:val="001F05B7"/>
+    <w:rsid w:val="008B2763"/>
     <w:rPr>
       <w:rFonts w:asciiTheme="minorHAnsi" w:eastAsiaTheme="majorEastAsia" w:hAnsiTheme="minorHAnsi" w:cstheme="majorBidi"/>
       <w:color w:val="0F4761" w:themeColor="accent1" w:themeShade="BF"/>
@@ -1005,7 +1005,7 @@
     <w:link w:val="6"/>
     <w:uiPriority w:val="9"/>
     <w:semiHidden/>
-    <w:rsid w:val="001F05B7"/>
+    <w:rsid w:val="008B2763"/>
     <w:rPr>
       <w:rFonts w:asciiTheme="minorHAnsi" w:eastAsiaTheme="majorEastAsia" w:hAnsiTheme="minorHAnsi" w:cstheme="majorBidi"/>
       <w:i/>
@@ -1019,7 +1019,7 @@
     <w:link w:val="7"/>
     <w:uiPriority w:val="9"/>
     <w:semiHidden/>
-    <w:rsid w:val="001F05B7"/>
+    <w:rsid w:val="008B2763"/>
     <w:rPr>
       <w:rFonts w:asciiTheme="minorHAnsi" w:eastAsiaTheme="majorEastAsia" w:hAnsiTheme="minorHAnsi" w:cstheme="majorBidi"/>
       <w:color w:val="595959" w:themeColor="text1" w:themeTint="A6"/>
@@ -1031,7 +1031,7 @@
     <w:link w:val="8"/>
     <w:uiPriority w:val="9"/>
     <w:semiHidden/>
-    <w:rsid w:val="001F05B7"/>
+    <w:rsid w:val="008B2763"/>
     <w:rPr>
       <w:rFonts w:asciiTheme="minorHAnsi" w:eastAsiaTheme="majorEastAsia" w:hAnsiTheme="minorHAnsi" w:cstheme="majorBidi"/>
       <w:i/>
@@ -1045,7 +1045,7 @@
     <w:link w:val="9"/>
     <w:uiPriority w:val="9"/>
     <w:semiHidden/>
-    <w:rsid w:val="001F05B7"/>
+    <w:rsid w:val="008B2763"/>
     <w:rPr>
       <w:rFonts w:asciiTheme="minorHAnsi" w:eastAsiaTheme="majorEastAsia" w:hAnsiTheme="minorHAnsi" w:cstheme="majorBidi"/>
       <w:color w:val="272727" w:themeColor="text1" w:themeTint="D8"/>
@@ -1058,7 +1058,7 @@
     <w:link w:val="Char"/>
     <w:uiPriority w:val="10"/>
     <w:qFormat/>
-    <w:rsid w:val="001F05B7"/>
+    <w:rsid w:val="008B2763"/>
     <w:pPr>
       <w:spacing w:after="80" w:line="240" w:lineRule="auto"/>
       <w:contextualSpacing/>
@@ -1076,7 +1076,7 @@
     <w:basedOn w:val="a0"/>
     <w:link w:val="a3"/>
     <w:uiPriority w:val="10"/>
-    <w:rsid w:val="001F05B7"/>
+    <w:rsid w:val="008B2763"/>
     <w:rPr>
       <w:rFonts w:asciiTheme="majorHAnsi" w:eastAsiaTheme="majorEastAsia" w:hAnsiTheme="majorHAnsi" w:cstheme="majorBidi"/>
       <w:spacing w:val="-10"/>
@@ -1092,7 +1092,7 @@
     <w:link w:val="Char0"/>
     <w:uiPriority w:val="11"/>
     <w:qFormat/>
-    <w:rsid w:val="001F05B7"/>
+    <w:rsid w:val="008B2763"/>
     <w:pPr>
       <w:numPr>
         <w:ilvl w:val="1"/>
@@ -1109,7 +1109,7 @@
     <w:basedOn w:val="a0"/>
     <w:link w:val="a4"/>
     <w:uiPriority w:val="11"/>
-    <w:rsid w:val="001F05B7"/>
+    <w:rsid w:val="008B2763"/>
     <w:rPr>
       <w:rFonts w:asciiTheme="minorHAnsi" w:eastAsiaTheme="majorEastAsia" w:hAnsiTheme="minorHAnsi" w:cstheme="majorBidi"/>
       <w:color w:val="595959" w:themeColor="text1" w:themeTint="A6"/>
@@ -1123,7 +1123,7 @@
     <w:link w:val="Char1"/>
     <w:uiPriority w:val="29"/>
     <w:qFormat/>
-    <w:rsid w:val="001F05B7"/>
+    <w:rsid w:val="008B2763"/>
     <w:pPr>
       <w:spacing w:before="160"/>
       <w:jc w:val="center"/>
@@ -1139,7 +1139,7 @@
     <w:basedOn w:val="a0"/>
     <w:link w:val="a5"/>
     <w:uiPriority w:val="29"/>
-    <w:rsid w:val="001F05B7"/>
+    <w:rsid w:val="008B2763"/>
     <w:rPr>
       <w:i/>
       <w:iCs/>
@@ -1151,7 +1151,7 @@
     <w:basedOn w:val="a"/>
     <w:uiPriority w:val="34"/>
     <w:qFormat/>
-    <w:rsid w:val="001F05B7"/>
+    <w:rsid w:val="008B2763"/>
     <w:pPr>
       <w:ind w:left="720"/>
       <w:contextualSpacing/>
@@ -1162,7 +1162,7 @@
     <w:basedOn w:val="a0"/>
     <w:uiPriority w:val="21"/>
     <w:qFormat/>
-    <w:rsid w:val="001F05B7"/>
+    <w:rsid w:val="008B2763"/>
     <w:rPr>
       <w:i/>
       <w:iCs/>
@@ -1176,7 +1176,7 @@
     <w:link w:val="Char2"/>
     <w:uiPriority w:val="30"/>
     <w:qFormat/>
-    <w:rsid w:val="001F05B7"/>
+    <w:rsid w:val="008B2763"/>
     <w:pPr>
       <w:pBdr>
         <w:top w:val="single" w:sz="4" w:space="10" w:color="0F4761" w:themeColor="accent1" w:themeShade="BF"/>
@@ -1197,7 +1197,7 @@
     <w:basedOn w:val="a0"/>
     <w:link w:val="a8"/>
     <w:uiPriority w:val="30"/>
-    <w:rsid w:val="001F05B7"/>
+    <w:rsid w:val="008B2763"/>
     <w:rPr>
       <w:i/>
       <w:iCs/>
@@ -1209,7 +1209,7 @@
     <w:basedOn w:val="a0"/>
     <w:uiPriority w:val="32"/>
     <w:qFormat/>
-    <w:rsid w:val="001F05B7"/>
+    <w:rsid w:val="008B2763"/>
     <w:rPr>
       <w:b/>
       <w:bCs/>
